--- a/por/docx/33.content.docx
+++ b/por/docx/33.content.docx
@@ -214,7 +214,7 @@
         <w:rPr>
           <w:lang w:val="pt_PT" w:bidi="pt_PT"/>
         </w:rPr>
-        <w:t xml:space="preserve"> Esta é a mensagem que o SENHOR deu a Miqueias, da cidade de Moresete, durante os reinados de Jotão, Acaz e Ezequias, reis de Judá; ele recebeu visões sobre Samaria e Jerusalém.</w:t>
+        <w:t xml:space="preserve"> Esta é a mensagem que o SENHOR deu a Miqueias, da cidade de Moresete, durante os reinados de Jotão, Acaz e Ezequias, reis de Judá. Ele recebeu visões sobre Samaria e Jerusalém.</w:t>
       </w:r>
     </w:p>
     <w:p>
@@ -235,7 +235,7 @@
         <w:rPr>
           <w:lang w:val="pt_PT" w:bidi="pt_PT"/>
         </w:rPr>
-        <w:t xml:space="preserve"> Ouçam, povos de toda a terra! Prestem atenção, habitantes do mundo! O SENHOR, desde seu templo santo, levanta sua voz contra vocês.</w:t>
+        <w:t xml:space="preserve"> Ouçam, povos de toda a terra! Prestem atenção, habitantes do mundo! O SENHOR, do seu santo templo, fala contra vocês.</w:t>
       </w:r>
     </w:p>
     <w:p>
@@ -277,7 +277,7 @@
         <w:rPr>
           <w:lang w:val="pt_PT" w:bidi="pt_PT"/>
         </w:rPr>
-        <w:t xml:space="preserve"> Sob seus pés, os montes se derretem como cera diante do fogo, e os vales se abrem como águas que precipitam pela encosta.</w:t>
+        <w:t xml:space="preserve"> Sob seus pés, os montes se derretem como cera diante do fogo, e os vales se rompem como águas que descem com força pela encosta.</w:t>
       </w:r>
     </w:p>
     <w:p>
@@ -298,7 +298,7 @@
         <w:rPr>
           <w:lang w:val="pt_PT" w:bidi="pt_PT"/>
         </w:rPr>
-        <w:t xml:space="preserve"> Tudo isso acontece por causa da rebeldia de Israel e dos pecados da família de Jacó. Quem é responsável? Samaria! E onde se pratica a idolatria em Judá? Jerusalém!</w:t>
+        <w:t xml:space="preserve"> Tudo isso acontece por causa da rebeldia de Israel e dos pecados dos descendentes de Jacó. Quem é responsável por essa rebeldia? Samaria! E onde estão os lugares de adoração a ídolos em Judá? Em Jerusalém!</w:t>
       </w:r>
     </w:p>
     <w:p>
@@ -319,7 +319,7 @@
         <w:rPr>
           <w:lang w:val="pt_PT" w:bidi="pt_PT"/>
         </w:rPr>
-        <w:t xml:space="preserve"> Portanto, o SENHOR diz: "Farei de Samaria um monte de ruínas, um campo aberto para vinhedos. Atirarei suas pedras no vale e deixarei à mostra os alicerces dos seus muros.</w:t>
+        <w:t xml:space="preserve"> Portanto, o SENHOR diz: “Farei de Samaria um monte de ruínas, um campo aberto para vinhedos. Atirarei suas pedras no vale e deixarei à mostra os alicerces dos seus muros.</w:t>
       </w:r>
     </w:p>
     <w:p>
@@ -340,7 +340,7 @@
         <w:rPr>
           <w:lang w:val="pt_PT" w:bidi="pt_PT"/>
         </w:rPr>
-        <w:t xml:space="preserve"> Todas as suas imagens serão despedaçadas, e todos os seus ganhos de prostituição serão queimados; seus ídolos serão destruídos, pois com pagamento de prostituição foram ajuntados, e a pagamento de prostituição voltarão".</w:t>
+        <w:t xml:space="preserve"> Todas as suas imagens serão quebradas, e tudo o que ela ganhou servindo aos ídolos será queimado. Seus ídolos serão destruídos, pois foram feitos com o dinheiro que ela recebeu desse culto, e esse dinheiro voltará a ser usado para a adoração de ídolos”.</w:t>
       </w:r>
     </w:p>
     <w:p>
@@ -361,7 +361,7 @@
         <w:rPr>
           <w:lang w:val="pt_PT" w:bidi="pt_PT"/>
         </w:rPr>
-        <w:t xml:space="preserve"> Por isso, chorarei e lamentarei; andarei descalço e sem roupas. Uivarei como chacal e gemerei como os avestruzes.</w:t>
+        <w:t xml:space="preserve"> Por isso, chorarei e lamentarei; andarei descalço e com poucas roupas. Chorarei alto como os chacais e gemerei como os avestruzes.</w:t>
       </w:r>
     </w:p>
     <w:p>
@@ -382,7 +382,7 @@
         <w:rPr>
           <w:lang w:val="pt_PT" w:bidi="pt_PT"/>
         </w:rPr>
-        <w:t xml:space="preserve"> A ferida de Samaria é profunda e incurável; atingiu Judá e chegou até Jerusalém, porta do meu povo.</w:t>
+        <w:t xml:space="preserve"> Pois a ferida de Samaria é incurável; ela alcançou Judá e chegou até Jerusalém, a porta do meu povo.</w:t>
       </w:r>
     </w:p>
     <w:p>
@@ -424,7 +424,7 @@
         <w:rPr>
           <w:lang w:val="pt_PT" w:bidi="pt_PT"/>
         </w:rPr>
-        <w:t xml:space="preserve"> Os moradores de Safir seguem nus e envergonhados; os habitantes de Zaanã não saem; Bete-Ezel está em luto, sem abrigo para vocês.</w:t>
+        <w:t xml:space="preserve"> Moradores de Safir, sigam seu caminho cheios de vergonha e sem roupas. Os moradores de Zaanã não saem para ajudar. O povo de Bete-Ezel está de luto e não pode lhes dar abrigo.</w:t>
       </w:r>
     </w:p>
     <w:p>
@@ -445,7 +445,7 @@
         <w:rPr>
           <w:lang w:val="pt_PT" w:bidi="pt_PT"/>
         </w:rPr>
-        <w:t xml:space="preserve"> Os moradores de Marote esperam por socorro, mas a calamidade do SENHOR chegou até as portas de Jerusalém.</w:t>
+        <w:t xml:space="preserve"> Os moradores de Marote esperam ansiosamente por ajuda, mas a desgraça enviada pelo SENHOR chegou até as portas de Jerusalém.</w:t>
       </w:r>
     </w:p>
     <w:p>
@@ -466,7 +466,7 @@
         <w:rPr>
           <w:lang w:val="pt_PT" w:bidi="pt_PT"/>
         </w:rPr>
-        <w:t xml:space="preserve"> Ó moradores de Laquis, atrelem os cavalos aos carros! Vocês foram o início do pecado para a filha de Sião, pois em vocês se acharam as transgressões de Israel.</w:t>
+        <w:t xml:space="preserve"> Moradores de Laquis, prendam os cavalos aos carros de guerra! Vocês foram os primeiros a seguir os pecados de Sião, pois entre vocês foram encontrados os mesmos pecados de Israel.</w:t>
       </w:r>
     </w:p>
     <w:p>
@@ -487,7 +487,7 @@
         <w:rPr>
           <w:lang w:val="pt_PT" w:bidi="pt_PT"/>
         </w:rPr>
-        <w:t xml:space="preserve"> Por isso, deem presentes de despedida a Moresete-Gate. A cidade de Aczibe será uma cilada para os reis de Israel.</w:t>
+        <w:t xml:space="preserve"> Por isso, deem presentes de despedida a Moresete-Gate. A cidade de Aczibe enganará os reis de Israel.</w:t>
       </w:r>
     </w:p>
     <w:p>
@@ -508,7 +508,7 @@
         <w:rPr>
           <w:lang w:val="pt_PT" w:bidi="pt_PT"/>
         </w:rPr>
-        <w:t xml:space="preserve"> Eu enviarei um conquistador contra Maressa; a glória de Israel chegará a Adulão.</w:t>
+        <w:t xml:space="preserve"> Eu trarei um conquistador para atacar Maressa, e os líderes de Israel buscarão refúgio em Adulão.</w:t>
       </w:r>
     </w:p>
     <w:p>
@@ -529,7 +529,7 @@
         <w:rPr>
           <w:lang w:val="pt_PT" w:bidi="pt_PT"/>
         </w:rPr>
-        <w:t xml:space="preserve"> Moradores de Judá, cortem os cabelos e raspem a cabeça por causa dos filhos que vocês amam; alarguem a calva como a águia, pois eles serão levados para o exílio.</w:t>
+        <w:t xml:space="preserve"> Moradores de Judá, cortem os cabelos e raspem a cabeça por causa dos filhos que vocês amam. Fiquem completamente calvos como a águia, pois eles serão levados para o exílio.</w:t>
       </w:r>
     </w:p>
     <w:p>
@@ -566,7 +566,7 @@
         <w:rPr>
           <w:lang w:val="pt_PT" w:bidi="pt_PT"/>
         </w:rPr>
-        <w:t xml:space="preserve"> Ai dos que arquitetam o mal e planejam injustiça em suas camas! Ao amanhecer, a executam, porque têm poder em suas mãos.</w:t>
+        <w:t xml:space="preserve"> Ai dos que planejam o mal e preparam injustiça enquanto estão na cama! Quando o dia amanhece, eles fazem o que pensaram, porque têm poder para isso.</w:t>
       </w:r>
     </w:p>
     <w:p>
@@ -587,7 +587,7 @@
         <w:rPr>
           <w:lang w:val="pt_PT" w:bidi="pt_PT"/>
         </w:rPr>
-        <w:t xml:space="preserve"> Desejam campos e se apropriam deles; querem casas e as tomam para si; oprimem o homem e sua família, o homem e sua herança.</w:t>
+        <w:t xml:space="preserve"> Eles desejam os campos dos outros e os tomam para si; querem casas e as pegam à força. Eles oprimem o homem, sua família e também a sua herança.</w:t>
       </w:r>
     </w:p>
     <w:p>
@@ -608,7 +608,7 @@
         <w:rPr>
           <w:lang w:val="pt_PT" w:bidi="pt_PT"/>
         </w:rPr>
-        <w:t xml:space="preserve"> Por isso, o SENHOR diz o seguinte: "Estou planejando contra este povo um mal do qual vocês não poderão escapar; não andarão mais com altivez, pois virão tempos de calamidade".</w:t>
+        <w:t xml:space="preserve"> Por isso, o SENHOR diz: “Estou trazendo um castigo contra este povo, do qual vocês não conseguirão escapar. Não andarão mais com orgulho, pois virão tempos difíceis”.</w:t>
       </w:r>
     </w:p>
     <w:p>
@@ -629,7 +629,7 @@
         <w:rPr>
           <w:lang w:val="pt_PT" w:bidi="pt_PT"/>
         </w:rPr>
-        <w:t xml:space="preserve"> Naquele dia levantarão um provérbio contra vocês e entoarão um lamento: "Estamos totalmente arruinados; a porção do meu povo foi repartida; tiraram-na de mim e entregaram nossos campos a outros".</w:t>
+        <w:t xml:space="preserve"> Naquele dia as pessoas zombarão de vocês e cantarão um lamento: “Estamos completamente arruinados! A terra do meu povo foi tomada e entregue a outros; nossos campos foram repartidos entre invasores”.</w:t>
       </w:r>
     </w:p>
     <w:p>
@@ -671,7 +671,7 @@
         <w:rPr>
           <w:lang w:val="pt_PT" w:bidi="pt_PT"/>
         </w:rPr>
-        <w:t xml:space="preserve"> "Não profetizem", dizem eles. "Não profetizem sobre essas coisas; a vergonha não nos alcançará".</w:t>
+        <w:t xml:space="preserve"> "Não profetizem!”, dizem eles. “Não falem dessas coisas! Nenhuma desgraça cairá sobre nós.”</w:t>
       </w:r>
     </w:p>
     <w:p>
@@ -692,7 +692,7 @@
         <w:rPr>
           <w:lang w:val="pt_PT" w:bidi="pt_PT"/>
         </w:rPr>
-        <w:t xml:space="preserve"> Ó casa de Jacó, é assim que se fala? Por acaso o Espírito do SENHOR está limitado? É desse modo que ele age? Minhas palavras não fazem bem àquele que anda por caminhos retos?</w:t>
+        <w:t xml:space="preserve"> Ó descendentes de Jacó, é assim que vocês falam? Será que o Espírito do SENHOR perdeu o seu poder? Será que ele age desse modo? Minhas palavras não fazem bem àqueles que vivem de maneira correta?</w:t>
       </w:r>
     </w:p>
     <w:p>
@@ -713,7 +713,7 @@
         <w:rPr>
           <w:lang w:val="pt_PT" w:bidi="pt_PT"/>
         </w:rPr>
-        <w:t xml:space="preserve"> Mas vocês se levantaram como inimigos contra o meu povo; arrancam o manto dos que passam tranquilos, sem suspeitar de conflito.</w:t>
+        <w:t xml:space="preserve"> Mas vocês se voltaram contra o meu povo como inimigos; tiram a capa das pessoas que passam em paz, sem esperar nenhum ataque.</w:t>
       </w:r>
     </w:p>
     <w:p>
@@ -734,7 +734,7 @@
         <w:rPr>
           <w:lang w:val="pt_PT" w:bidi="pt_PT"/>
         </w:rPr>
-        <w:t xml:space="preserve"> Vocês expulsam as mulheres do meu povo de seus lares tranquilos; retiram para sempre a minha glória dos filhos delas.</w:t>
+        <w:t xml:space="preserve"> Vocês expulsam as mulheres do meu povo de seus lares confortáveis e tiram para sempre dos filhos delas as bênçãos que lhes dei.</w:t>
       </w:r>
     </w:p>
     <w:p>
@@ -755,7 +755,7 @@
         <w:rPr>
           <w:lang w:val="pt_PT" w:bidi="pt_PT"/>
         </w:rPr>
-        <w:t xml:space="preserve"> Levantem-se e partam, pois este não é lugar de descanso; por causa da impureza, ele será destruído, com destruição severa.</w:t>
+        <w:t xml:space="preserve"> Levantem-se e vão embora, pois esta terra não será mais um lugar de descanso para vocês. Ela está contaminada e completamente destruída.</w:t>
       </w:r>
     </w:p>
     <w:p>
@@ -776,7 +776,7 @@
         <w:rPr>
           <w:lang w:val="pt_PT" w:bidi="pt_PT"/>
         </w:rPr>
-        <w:t xml:space="preserve"> Se alguém vier com vento de falsidade e mentira, dizendo: "Profetizarei sobre vinho e bebida forte", esse seria o profeta deste povo.</w:t>
+        <w:t xml:space="preserve"> Se alguém vier contando mentiras e disser: “Vou profetizar sobre vinho e bebida forte”, esse é exatamente o tipo de profeta que este povo deseja.</w:t>
       </w:r>
     </w:p>
     <w:p>
@@ -797,7 +797,7 @@
         <w:rPr>
           <w:lang w:val="pt_PT" w:bidi="pt_PT"/>
         </w:rPr>
-        <w:t xml:space="preserve"> "Certamente reunirei todo Jacó; ajuntarei o restante de Israel; eu os colocarei juntos como ovelhas no curral, como rebanho no pasto; haverá grande tumulto de gente.</w:t>
+        <w:t xml:space="preserve"> "Certamente reunirei todo o povo de Jacó; ajuntarei os sobreviventes de Israel. Eu os reunirei como ovelhas num curral, como um rebanho em seu pasto; o lugar ficará cheio de gente.</w:t>
       </w:r>
     </w:p>
     <w:p>
@@ -818,7 +818,7 @@
         <w:rPr>
           <w:lang w:val="pt_PT" w:bidi="pt_PT"/>
         </w:rPr>
-        <w:t xml:space="preserve"> O que abre caminho irá à frente deles; eles romperão, passarão pela porta e sairão. Seu rei irá adiante deles, e o SENHOR os guiará."</w:t>
+        <w:t xml:space="preserve"> Aquele que abre o caminho irá à frente deles. Eles romperão as barreiras, passarão pelas portas e sairão. Seu rei irá diante deles, e o SENHOR os guiará à frente de todos.”</w:t>
       </w:r>
     </w:p>
     <w:p>
@@ -855,7 +855,7 @@
         <w:rPr>
           <w:lang w:val="pt_PT" w:bidi="pt_PT"/>
         </w:rPr>
-        <w:t xml:space="preserve"> Então eu disse: "Ouçam, chefes de Jacó e líderes da casa de Israel! Não lhes cabe discernir o que é certo?</w:t>
+        <w:t xml:space="preserve"> Então eu disse: “Ouçam, líderes de Jacó e governantes da casa de Israel! Não é dever de vocês saber o que é justo?</w:t>
       </w:r>
     </w:p>
     <w:p>
@@ -876,7 +876,7 @@
         <w:rPr>
           <w:lang w:val="pt_PT" w:bidi="pt_PT"/>
         </w:rPr>
-        <w:t xml:space="preserve"> Contudo, vocês rejeitam o que é bom e escolhem o que é mau. Arrancam a pele do meu povo e retiram a carne de seus ossos.</w:t>
+        <w:t xml:space="preserve"> Contudo, vocês odeiam o bem e amam o mal. Arrancam a pele do meu povo e tiram a carne dos seus ossos.</w:t>
       </w:r>
     </w:p>
     <w:p>
@@ -897,7 +897,7 @@
         <w:rPr>
           <w:lang w:val="pt_PT" w:bidi="pt_PT"/>
         </w:rPr>
-        <w:t xml:space="preserve"> Vocês devoram o meu povo, tiram sua pele, quebram seus ossos e o dividem em pedaços, como carne posta no fogo para cozinhar.</w:t>
+        <w:t xml:space="preserve"> Vocês devoram o meu povo, arrancam sua pele, quebram seus ossos e o cortam em pedaços, como carne colocada numa panela para cozinhar.</w:t>
       </w:r>
     </w:p>
     <w:p>
@@ -918,7 +918,7 @@
         <w:rPr>
           <w:lang w:val="pt_PT" w:bidi="pt_PT"/>
         </w:rPr>
-        <w:t xml:space="preserve"> Depois, vocês clamarão ao SENHOR, mas ele não dará resposta. Naquele tempo, ele esconderá o rosto de vocês por causa das maldades que praticaram.</w:t>
+        <w:t xml:space="preserve"> Depois, vocês clamarão ao SENHOR, mas ele não dará resposta. Naquele tempo, ele esconderá o rosto de vocês por causa das maldades que praticaram”.</w:t>
       </w:r>
     </w:p>
     <w:p>
@@ -939,7 +939,7 @@
         <w:rPr>
           <w:lang w:val="pt_PT" w:bidi="pt_PT"/>
         </w:rPr>
-        <w:t xml:space="preserve"> O SENHOR diz o seguinte sobre os profetas que desviam o meu povo, proclamam paz quando recebem, mas pregam guerra a quem nada lhes dá:</w:t>
+        <w:t xml:space="preserve"> O SENHOR diz o seguinte sobre os profetas que enganam o meu povo: “Quando recebem alimento, anunciam paz; mas, se nada recebem, declaram guerra contra quem não os sustenta:</w:t>
       </w:r>
     </w:p>
     <w:p>
@@ -960,7 +960,7 @@
         <w:rPr>
           <w:lang w:val="pt_PT" w:bidi="pt_PT"/>
         </w:rPr>
-        <w:t xml:space="preserve"> "Para vocês, virá a noite, sem revelações; virá escuridão, sem visões. O sol se esconderá de seus olhos; virá o dia escuro e sem luz.</w:t>
+        <w:t xml:space="preserve"> Por isso, para vocês virá a noite, sem visões; virá a escuridão, sem revelações. O sol se porá para vocês, e o dia ficará escuro.</w:t>
       </w:r>
     </w:p>
     <w:p>
@@ -981,7 +981,7 @@
         <w:rPr>
           <w:lang w:val="pt_PT" w:bidi="pt_PT"/>
         </w:rPr>
-        <w:t xml:space="preserve"> Os videntes ficarão envergonhados, e os adivinhos, humilhados; todos cobrirão o rosto, porque Deus não lhes responderá".</w:t>
+        <w:t xml:space="preserve"> Os videntes ficarão envergonhados, e os adivinhos serão humilhados. Todos cobrirão o rosto, porque Deus não lhes dará resposta”.</w:t>
       </w:r>
     </w:p>
     <w:p>
@@ -1002,7 +1002,7 @@
         <w:rPr>
           <w:lang w:val="pt_PT" w:bidi="pt_PT"/>
         </w:rPr>
-        <w:t xml:space="preserve"> Mas eu estou cheio de poder, pelo Espírito do SENHOR, cheio de justiça e firmeza, para declarar a Jacó sua rebeldia, e a Israel, seu pecado.</w:t>
+        <w:t xml:space="preserve"> Mas eu estou cheio de poder, do Espírito do SENHOR, de justiça e coragem, para anunciar a Jacó sua rebeldia, e a Israel, seu pecado.</w:t>
       </w:r>
     </w:p>
     <w:p>
@@ -1023,7 +1023,7 @@
         <w:rPr>
           <w:lang w:val="pt_PT" w:bidi="pt_PT"/>
         </w:rPr>
-        <w:t xml:space="preserve"> Ouçam isto, líderes da casa de Jacó e governantes da casa de Israel, vocês que rejeitam a justiça e distorcem tudo o que é correto;</w:t>
+        <w:t xml:space="preserve"> Ouçam isto, líderes da casa de Jacó e governantes da casa de Israel, vocês que rejeitam a justiça e distorcem tudo o que é correto.</w:t>
       </w:r>
     </w:p>
     <w:p>
@@ -1044,7 +1044,7 @@
         <w:rPr>
           <w:lang w:val="pt_PT" w:bidi="pt_PT"/>
         </w:rPr>
-        <w:t xml:space="preserve"> vocês edificam Sião com sangue e Jerusalém com injustiça.</w:t>
+        <w:t xml:space="preserve"> Vocês edificam Sião com sangue e Jerusalém com injustiça.</w:t>
       </w:r>
     </w:p>
     <w:p>
@@ -1065,7 +1065,7 @@
         <w:rPr>
           <w:lang w:val="pt_PT" w:bidi="pt_PT"/>
         </w:rPr>
-        <w:t xml:space="preserve"> Seus chefes julgam por suborno, seus sacerdotes ensinam por interesse, e seus profetas praticam adivinhação por dinheiro. E ainda assim se apoiam no SENHOR, dizendo: "O SENHOR está no nosso meio; nenhum mal nos alcançará".</w:t>
+        <w:t xml:space="preserve"> Seus líderes julgam por suborno, seus sacerdotes ensinam por dinheiro, e seus profetas fazem adivinhação por pagamento. Mesmo assim, afirmam confiar no SENHOR e dizem: “O SENHOR está entre nós; nenhuma desgraça virá sobre nós”.</w:t>
       </w:r>
     </w:p>
     <w:p>
@@ -1086,7 +1086,7 @@
         <w:rPr>
           <w:lang w:val="pt_PT" w:bidi="pt_PT"/>
         </w:rPr>
-        <w:t xml:space="preserve"> Por causa de vocês, Sião será transformada em terra lavrada, Jerusalém se tornará um monte de ruínas, e o monte do templo ficará coberto por mato e ervas daninhas.</w:t>
+        <w:t xml:space="preserve"> Por causa de vocês, Sião será arada como um campo; Jerusalém se tornará um monte de ruínas, e o monte do templo ficará coberto de mato.</w:t>
       </w:r>
     </w:p>
     <w:p>
@@ -1123,7 +1123,7 @@
         <w:rPr>
           <w:lang w:val="pt_PT" w:bidi="pt_PT"/>
         </w:rPr>
-        <w:t xml:space="preserve"> Nos dias futuros, o monte do templo do SENHOR será elevado acima de todos os montes e se destacará sobre as colinas. Povos de todas as partes correrão até ele.</w:t>
+        <w:t xml:space="preserve"> Nos últimos dias, o monte do templo do SENHOR estará acima de todos os montes e se destacará entre as colinas. Povos de todas as partes irão até ele.</w:t>
       </w:r>
     </w:p>
     <w:p>
@@ -1144,7 +1144,7 @@
         <w:rPr>
           <w:lang w:val="pt_PT" w:bidi="pt_PT"/>
         </w:rPr>
-        <w:t xml:space="preserve"> Eles dirão: "Vamos subir ao monte do SENHOR, ao templo do Deus de Jacó. Lá ele nos ensinará seus caminhos, e nós seguiremos suas veredas". Pois a lei sairá de Sião, e a palavra do SENHOR virá de Jerusalém.</w:t>
+        <w:t xml:space="preserve"> Eles dirão: “Vamos subir ao monte do SENHOR, ao templo do Deus de Jacó. Ele nos ensinará seus caminhos, e nós andaremos em suas veredas”. Pois a instrução virá de Sião, e a palavra do SENHOR virá de Jerusalém.</w:t>
       </w:r>
     </w:p>
     <w:p>
@@ -1165,7 +1165,7 @@
         <w:rPr>
           <w:lang w:val="pt_PT" w:bidi="pt_PT"/>
         </w:rPr>
-        <w:t xml:space="preserve"> Ele será juiz entre muitas nações e decidirá questões entre povos poderosos e distantes. Eles transformarão suas espadas em arados e suas lanças em foices. Nenhuma nação levantará a espada contra outra, e ninguém mais aprenderá a guerrear.</w:t>
+        <w:t xml:space="preserve"> Ele será juiz entre muitas nações e resolverá disputas entre povos fortes e distantes. Eles transformarão suas espadas em arados e suas lanças em foices. Nenhuma nação levantará a espada contra outra, e ninguém mais aprenderá a guerrear.</w:t>
       </w:r>
     </w:p>
     <w:p>
@@ -1186,7 +1186,7 @@
         <w:rPr>
           <w:lang w:val="pt_PT" w:bidi="pt_PT"/>
         </w:rPr>
-        <w:t xml:space="preserve"> Cada um se sentará à sombra de sua videira e figueira, e ninguém o amedrontará, porque assim disse o SENHOR dos Exércitos.</w:t>
+        <w:t xml:space="preserve"> Cada um se sentará debaixo de sua videira e figueira, e ninguém o assustará, porque assim disse o SENHOR dos Exércitos.</w:t>
       </w:r>
     </w:p>
     <w:p>
@@ -1207,7 +1207,7 @@
         <w:rPr>
           <w:lang w:val="pt_PT" w:bidi="pt_PT"/>
         </w:rPr>
-        <w:t xml:space="preserve"> Todas as nações seguem os deuses que escolheram, mas nós andaremos no nome do SENHOR, nosso Deus, para sempre.</w:t>
+        <w:t xml:space="preserve"> Todas as nações seguem os deuses que escolheram, mas nós andaremos em nome do SENHOR, nosso Deus, para sempre.</w:t>
       </w:r>
     </w:p>
     <w:p>
@@ -1228,7 +1228,7 @@
         <w:rPr>
           <w:lang w:val="pt_PT" w:bidi="pt_PT"/>
         </w:rPr>
-        <w:t xml:space="preserve"> O SENHOR declara: "Naquele dia reunirei os que tropeçam e recolherei os dispersos, os que sofreram por minha disciplina.</w:t>
+        <w:t xml:space="preserve"> O SENHOR declara: “Naquele dia reunirei os que tropeçam e juntarei os que foram espalhados, os que sofreram por causa da minha disciplina.</w:t>
       </w:r>
     </w:p>
     <w:p>
@@ -1249,7 +1249,7 @@
         <w:rPr>
           <w:lang w:val="pt_PT" w:bidi="pt_PT"/>
         </w:rPr>
-        <w:t xml:space="preserve"> Dos sobreviventes farei um remanescente, e os exilados se tornarão uma nação forte. Eu, o SENHOR, governarei sobre eles desde o monte Sião, agora e para sempre".</w:t>
+        <w:t xml:space="preserve"> Dos sobreviventes farei um remanescente, e os exilados se tornarão uma nação forte. Eu, o SENHOR, reinarei sobre eles desde o monte Sião, agora e para sempre”.</w:t>
       </w:r>
     </w:p>
     <w:p>
@@ -1270,7 +1270,7 @@
         <w:rPr>
           <w:lang w:val="pt_PT" w:bidi="pt_PT"/>
         </w:rPr>
-        <w:t xml:space="preserve"> Quanto a você, torre de vigia e fortaleza de Sião, seu domínio antigo será restaurado, e o poder voltará para Jerusalém, a cidade do meu povo.</w:t>
+        <w:t xml:space="preserve"> Quanto a você, torre de vigia e fortaleza de Sião, o seu antigo domínio será restaurado, e o poder voltará a Jerusalém, a cidade do meu povo.</w:t>
       </w:r>
     </w:p>
     <w:p>
@@ -1312,7 +1312,7 @@
         <w:rPr>
           <w:lang w:val="pt_PT" w:bidi="pt_PT"/>
         </w:rPr>
-        <w:t xml:space="preserve"> Contorça-se, filha de Sião, e grite como a mulher que dá à luz, pois terá de deixar seus muros e viver nos campos abertos. Você será levada para a Babilônia, mas ali será libertada, e o SENHOR a resgatará das mãos dos inimigos.</w:t>
+        <w:t xml:space="preserve"> Contorça-se, filha de Sião, e grite como uma mulher em trabalho de parto, pois você terá de deixar a cidade e viver no campo aberto. Você será levada para a Babilônia, mas de lá será libertada, e o SENHOR a resgatará das mãos dos inimigos.</w:t>
       </w:r>
     </w:p>
     <w:p>
@@ -1333,7 +1333,7 @@
         <w:rPr>
           <w:lang w:val="pt_PT" w:bidi="pt_PT"/>
         </w:rPr>
-        <w:t xml:space="preserve"> Muitas nações se reuniram contra você, dizendo: "Que Sião seja destruída! Vejamos a sua ruína com nossos próprios olhos!".</w:t>
+        <w:t xml:space="preserve"> Muitas nações se reuniram contra você, dizendo: “Que Sião seja destruída! Vejamos a sua ruína com nossos próprios olhos!”.</w:t>
       </w:r>
     </w:p>
     <w:p>
@@ -1354,7 +1354,7 @@
         <w:rPr>
           <w:lang w:val="pt_PT" w:bidi="pt_PT"/>
         </w:rPr>
-        <w:t xml:space="preserve"> Mas elas não conhecem os pensamentos do SENHOR, nem entendem seu plano; ele as reunirá como se junta o trigo na eira, para serem pisadas.</w:t>
+        <w:t xml:space="preserve"> Mas elas não conhecem os pensamentos do SENHOR, nem entendem seu plano. Ele as reunirá como quem junta o trigo na eira para ser pisado.</w:t>
       </w:r>
     </w:p>
     <w:p>
@@ -1375,7 +1375,7 @@
         <w:rPr>
           <w:lang w:val="pt_PT" w:bidi="pt_PT"/>
         </w:rPr>
-        <w:t xml:space="preserve"> "Levante-se, filha de Sião, e pise sobre elas! Eu lhe darei chifres de ferro e cascos de bronze, para que destrua muitas nações. Você dedicará ao SENHOR as riquezas que elas conquistaram à força, e os tesouros obtidos por poder serão consagrados ao Deus de toda a terra."</w:t>
+        <w:t xml:space="preserve"> "Levante-se, filha de Sião, e pise sobre elas! Eu lhe darei chifres de ferro e cascos de bronze, e você esmagará muitas nações. Você dedicará ao SENHOR as riquezas que elas conquistaram à força, e os tesouros obtidos pelo seu poder serão consagrados ao Deus de toda a terra.”</w:t>
       </w:r>
     </w:p>
     <w:p>
@@ -1412,7 +1412,7 @@
         <w:rPr>
           <w:lang w:val="pt_PT" w:bidi="pt_PT"/>
         </w:rPr>
-        <w:t xml:space="preserve"> Reúna suas tropas, ó cidade sob ataque, pois estamos cercados. O juiz de Israel será ferido no rosto com uma vara.</w:t>
+        <w:t xml:space="preserve"> Reúna suas tropas, ó cidade sitiada, pois estamos cercados. O governante de Israel será ferido no rosto com uma vara.</w:t>
       </w:r>
     </w:p>
     <w:p>
@@ -1433,7 +1433,7 @@
         <w:rPr>
           <w:lang w:val="pt_PT" w:bidi="pt_PT"/>
         </w:rPr>
-        <w:t xml:space="preserve"> E você, Belém Efrata, mesmo sendo pequena entre as famílias de Judá, de você sairá, para mim, aquele que governará Israel. Sua procedência vem de tempos antigos, de épocas remotas.</w:t>
+        <w:t xml:space="preserve"> E você, Belém Efrata, embora seja pequena entre as famílias de Judá, de você sairá para mim aquele que governará Israel. Sua origem vem de tempos antigos, de épocas remotas.</w:t>
       </w:r>
     </w:p>
     <w:p>
@@ -1454,7 +1454,7 @@
         <w:rPr>
           <w:lang w:val="pt_PT" w:bidi="pt_PT"/>
         </w:rPr>
-        <w:t xml:space="preserve"> Por isso, ele os entregará por um tempo, até que a que está em trabalho de parto dê à luz. Então os demais irmãos voltarão para junto do povo de Israel.</w:t>
+        <w:t xml:space="preserve"> Por isso, ele os entregará até o tempo em que a mulher em trabalho de parto der à luz. Então o restante dos irmãos voltará para o povo de Israel.</w:t>
       </w:r>
     </w:p>
     <w:p>
@@ -1496,7 +1496,7 @@
         <w:rPr>
           <w:lang w:val="pt_PT" w:bidi="pt_PT"/>
         </w:rPr>
-        <w:t xml:space="preserve"> Ele será a paz. Quando a Assíria invadir nossa terra e avançar contra nossas fortalezas, levantaremos contra ela sete pastores e oito líderes humanos.</w:t>
+        <w:t xml:space="preserve"> Ele será a paz. Quando a Assíria invadir nossa terra e atacar nossas fortalezas, levantaremos contra ela sete pastores e oito líderes.</w:t>
       </w:r>
     </w:p>
     <w:p>
@@ -1517,7 +1517,7 @@
         <w:rPr>
           <w:lang w:val="pt_PT" w:bidi="pt_PT"/>
         </w:rPr>
-        <w:t xml:space="preserve"> Eles governarão a terra da Assíria com a espada e passarão pelas portas da terra de Ninrode. Assim ele nos libertará da Assíria, quando ela entrar em nossa terra e cruzar nossas fronteiras.</w:t>
+        <w:t xml:space="preserve"> Eles governarão a terra da Assíria com a espada e entrarão pelas portas da terra de Ninrode. Assim ele nos libertará da Assíria quando ela invadir nossa terra e cruzar nossas fronteiras.</w:t>
       </w:r>
     </w:p>
     <w:p>
@@ -1538,7 +1538,7 @@
         <w:rPr>
           <w:lang w:val="pt_PT" w:bidi="pt_PT"/>
         </w:rPr>
-        <w:t xml:space="preserve"> O remanescente de Jacó estará no meio de muitos povos, como o orvalho vindo do SENHOR, como chuva que cai sobre a relva, que não depende do homem nem espera nele.</w:t>
+        <w:t xml:space="preserve"> O restante de Jacó estará no meio de muitos povos, como o orvalho vindo do SENHOR, como chuva que cai sobre a relva, que não depende do homem nem espera por ele.</w:t>
       </w:r>
     </w:p>
     <w:p>
@@ -1559,7 +1559,7 @@
         <w:rPr>
           <w:lang w:val="pt_PT" w:bidi="pt_PT"/>
         </w:rPr>
-        <w:t xml:space="preserve"> O remanescente de Jacó estará entre as nações, no meio de muitos povos, como um leão entre os animais da mata, como um leão forte entre rebanhos de ovelhas; ao avançar, ele pisa nelas e as despedaça, e ninguém consegue livrá-las.</w:t>
+        <w:t xml:space="preserve"> O restante de Jacó estará entre as nações, no meio de muitos povos, como um leão entre os animais da floresta, como um leão forte entre rebanhos de ovelhas. Ao avançar, ele os ataca e os despedaça, e ninguém consegue salvá-los.</w:t>
       </w:r>
     </w:p>
     <w:p>
@@ -1601,7 +1601,7 @@
         <w:rPr>
           <w:lang w:val="pt_PT" w:bidi="pt_PT"/>
         </w:rPr>
-        <w:t xml:space="preserve"> "Naquele dia", declara o SENHOR, "eliminarei os cavalos do meio de vocês e destruirei seus carros de guerra.</w:t>
+        <w:t xml:space="preserve"> "Naquele dia”, declara o SENHOR, “acabarei com os cavalos no meio de vocês e destruirei os seus carros de guerra.</w:t>
       </w:r>
     </w:p>
     <w:p>
@@ -1685,7 +1685,7 @@
         <w:rPr>
           <w:lang w:val="pt_PT" w:bidi="pt_PT"/>
         </w:rPr>
-        <w:t xml:space="preserve"> Arrancarei do meio de vocês os postes de Aserá e destruirei suas cidades.</w:t>
+        <w:t xml:space="preserve"> Arrancarei do meio de vocês os postes de Aserá e derrubarei os seus ídolos.</w:t>
       </w:r>
     </w:p>
     <w:p>
@@ -1706,7 +1706,7 @@
         <w:rPr>
           <w:lang w:val="pt_PT" w:bidi="pt_PT"/>
         </w:rPr>
-        <w:t xml:space="preserve"> Com ira e indignação, eu me vingarei das nações que não me obedeceram."</w:t>
+        <w:t xml:space="preserve"> Com ira e indignação, eu me vingarei das nações que não me obedeceram.”</w:t>
       </w:r>
     </w:p>
     <w:p>
@@ -1743,7 +1743,7 @@
         <w:rPr>
           <w:lang w:val="pt_PT" w:bidi="pt_PT"/>
         </w:rPr>
-        <w:t xml:space="preserve"> Ouçam as palavras do SENHOR: "Levantem-se e exponham a sua causa; que os montes escutem, e as colinas ouçam o que vocês dizem.</w:t>
+        <w:t xml:space="preserve"> Ouçam as palavras do SENHOR: “Levantem-se e defendam a sua causa. Que os montes escutem e as colinas ouçam o que vocês dizem.</w:t>
       </w:r>
     </w:p>
     <w:p>
@@ -1764,7 +1764,7 @@
         <w:rPr>
           <w:lang w:val="pt_PT" w:bidi="pt_PT"/>
         </w:rPr>
-        <w:t xml:space="preserve"> Escutem, montanhas, a denúncia do SENHOR, e vocês, bases firmes da terra. Pois ele tem uma causa contra o seu povo e está em julgamento com Israel.</w:t>
+        <w:t xml:space="preserve"> Escutem, montanhas, a acusação do SENHOR, e vocês, fundamentos firmes da terra. Pois ele tem uma causa contra o seu povo e entra em julgamento com Israel.</w:t>
       </w:r>
     </w:p>
     <w:p>
@@ -1806,7 +1806,7 @@
         <w:rPr>
           <w:lang w:val="pt_PT" w:bidi="pt_PT"/>
         </w:rPr>
-        <w:t xml:space="preserve"> Eu o fiz sair do Egito, eu o libertei da vida de escravidão; enviei diante de você Moisés, Arão e Miriã.</w:t>
+        <w:t xml:space="preserve"> Eu o fiz sair do Egito e o libertei da escravidão; enviei à sua frente Moisés, Arão e Miriã.</w:t>
       </w:r>
     </w:p>
     <w:p>
@@ -1827,7 +1827,7 @@
         <w:rPr>
           <w:lang w:val="pt_PT" w:bidi="pt_PT"/>
         </w:rPr>
-        <w:t xml:space="preserve"> Meu povo, lembre-se do que Balaque, rei de Moabe, planejou contra vocês, e do que Balaão, filho de Beor, respondeu. Lembre-se do caminho de Sitim até Gilgal, para entender os atos justos do SENHOR".</w:t>
+        <w:t xml:space="preserve"> Meu povo, lembre-se do que Balaque, rei de Moabe, planejou contra vocês, e do que Balaão, filho de Beor, respondeu. Lembrem-se da caminhada de Sitim até Gilgal, para reconhecer os atos justos do SENHOR”.</w:t>
       </w:r>
     </w:p>
     <w:p>
@@ -1848,7 +1848,7 @@
         <w:rPr>
           <w:lang w:val="pt_PT" w:bidi="pt_PT"/>
         </w:rPr>
-        <w:t xml:space="preserve"> Com que me apresentarei diante do SENHOR e me inclinarei diante do Deus Altíssimo? Virei com ofertas queimadas, com bezerros de um ano?</w:t>
+        <w:t xml:space="preserve"> Com que me apresentarei diante do SENHOR e me inclinarei diante do Deus Altíssimo? Virei com ofertas queimadas e com bezerros de um ano?</w:t>
       </w:r>
     </w:p>
     <w:p>
@@ -1869,7 +1869,7 @@
         <w:rPr>
           <w:lang w:val="pt_PT" w:bidi="pt_PT"/>
         </w:rPr>
-        <w:t xml:space="preserve"> O SENHOR terá prazer em milhares de carneiros, em abundância de azeite sem fim? Oferecerei o meu primogênito por minha rebeldia, o fruto do meu corpo pelo meu pecado?</w:t>
+        <w:t xml:space="preserve"> O SENHOR se agradará de milhares de carneiros e de rios de azeite? Devo oferecer o meu primogênito por minha rebeldia, o fruto do meu corpo pelo meu pecado?</w:t>
       </w:r>
     </w:p>
     <w:p>
@@ -1890,7 +1890,7 @@
         <w:rPr>
           <w:lang w:val="pt_PT" w:bidi="pt_PT"/>
         </w:rPr>
-        <w:t xml:space="preserve"> Ele já mostrou a você, ser humano, o que é bom e o que ele requer: praticar a justiça, amar a fidelidade e viver com humildade diante do seu Deus.</w:t>
+        <w:t xml:space="preserve"> Ele já mostrou a você, ser humano, o que é bom e o que ele requer: praticar a justiça, amar a fidelidade e andar com humildade diante do seu Deus.</w:t>
       </w:r>
     </w:p>
     <w:p>
@@ -1911,7 +1911,7 @@
         <w:rPr>
           <w:lang w:val="pt_PT" w:bidi="pt_PT"/>
         </w:rPr>
-        <w:t xml:space="preserve"> A voz do SENHOR clama à cidade — e é sábio quem teme o seu nome: "Escutem, tribo e assembleia!</w:t>
+        <w:t xml:space="preserve"> A voz do SENHOR clama à cidade — e é sábio quem teme o seu nome: “Escutem, tribo e assembleia!</w:t>
       </w:r>
     </w:p>
     <w:p>
@@ -1932,7 +1932,7 @@
         <w:rPr>
           <w:lang w:val="pt_PT" w:bidi="pt_PT"/>
         </w:rPr>
-        <w:t xml:space="preserve"> Por acaso ainda há, na casa do ímpio, tesouros de injustiça e a medida reduzida, que é detestável?</w:t>
+        <w:t xml:space="preserve"> Ainda há, na casa do ímpio, tesouros obtidos com injustiça e medidas reduzidas, que são detestáveis?</w:t>
       </w:r>
     </w:p>
     <w:p>
@@ -1974,7 +1974,7 @@
         <w:rPr>
           <w:lang w:val="pt_PT" w:bidi="pt_PT"/>
         </w:rPr>
-        <w:t xml:space="preserve"> Os ricos entre vocês praticam violência, seus moradores falam mentira, e suas palavras são cheias de fraude.</w:t>
+        <w:t xml:space="preserve"> Os ricos entre vocês praticam violência, seus moradores falam mentiras, e suas palavras são cheias de engano.</w:t>
       </w:r>
     </w:p>
     <w:p>
@@ -1995,7 +1995,7 @@
         <w:rPr>
           <w:lang w:val="pt_PT" w:bidi="pt_PT"/>
         </w:rPr>
-        <w:t xml:space="preserve"> Por isso, eu mesmo começarei a feri-los, a arruiná-los por causa dos seus pecados.</w:t>
+        <w:t xml:space="preserve"> Por isso, eu mesmo começarei a feri-los e a arruiná-los por causa dos seus pecados.</w:t>
       </w:r>
     </w:p>
     <w:p>
@@ -2016,7 +2016,7 @@
         <w:rPr>
           <w:lang w:val="pt_PT" w:bidi="pt_PT"/>
         </w:rPr>
-        <w:t xml:space="preserve"> Vocês comerão, mas não ficarão satisfeitos; a fome permanecerá dentro de vocês. Vocês ajuntarão, mas não conseguirão guardar, e o que preservarem, entregarei à espada.</w:t>
+        <w:t xml:space="preserve"> Vocês comerão, mas não ficarão satisfeitos; a fome continuará dentro de vocês. Vocês ajuntarão, mas não conseguirão guardar, e o que conseguirem, entregarei à espada.</w:t>
       </w:r>
     </w:p>
     <w:p>
@@ -2058,7 +2058,7 @@
         <w:rPr>
           <w:lang w:val="pt_PT" w:bidi="pt_PT"/>
         </w:rPr>
-        <w:t xml:space="preserve"> Pois vocês seguem os costumes do rei Onri e todas as práticas da casa de Acabe, e caminham segundo os conselhos deles. Por isso, farei de vocês um lugar devastado, e de seus moradores, motivo de desprezo; vocês carregarão a humilhação das nações."</w:t>
+        <w:t xml:space="preserve"> Pois vocês seguem os costumes do rei Onri e todas as práticas da casa de Acabe, e vivem segundo os conselhos deles. Por isso, farei de vocês uma terra devastada, e seus moradores serão motivo de desprezo. Vocês carregarão a vergonha das nações”.</w:t>
       </w:r>
     </w:p>
     <w:p>
@@ -2095,7 +2095,7 @@
         <w:rPr>
           <w:lang w:val="pt_PT" w:bidi="pt_PT"/>
         </w:rPr>
-        <w:t xml:space="preserve"> Ai de mim! Sinto-me como quem busca frutas no vinhedo depois da colheita: não encontro nem uvas maduras, nem figos frescos que satisfaçam minha necessidade.</w:t>
+        <w:t xml:space="preserve"> Ai de mim! Estou como alguém que procura frutos no vinhedo depois da colheita: não encontro uvas maduras nem figos frescos para matar a minha fome.</w:t>
       </w:r>
     </w:p>
     <w:p>
@@ -2116,7 +2116,7 @@
         <w:rPr>
           <w:lang w:val="pt_PT" w:bidi="pt_PT"/>
         </w:rPr>
-        <w:t xml:space="preserve"> Os homens justos desapareceram da terra; não restou ninguém que viva com honestidade. Todos tramam violência, cada um armando ciladas contra seu próprio irmão.</w:t>
+        <w:t xml:space="preserve"> Os homens justos desapareceram da terra; não restou ninguém que viva com honestidade. Todos tramam violência e armam ciladas uns contra os outros.</w:t>
       </w:r>
     </w:p>
     <w:p>
@@ -2137,7 +2137,7 @@
         <w:rPr>
           <w:lang w:val="pt_PT" w:bidi="pt_PT"/>
         </w:rPr>
-        <w:t xml:space="preserve"> As mãos de todos estão preparadas para o mal. Líderes exigem suborno, juízes aceitam propinas, os poderosos impõem seus caprichos, e todos conspiram juntos.</w:t>
+        <w:t xml:space="preserve"> As mãos de todos estão preparadas para o mal. Líderes exigem presentes, juízes aceitam subornos, os poderosos impõem seus caprichos, e todos conspiram juntos.</w:t>
       </w:r>
     </w:p>
     <w:p>
@@ -2158,7 +2158,7 @@
         <w:rPr>
           <w:lang w:val="pt_PT" w:bidi="pt_PT"/>
         </w:rPr>
-        <w:t xml:space="preserve"> O melhor deles é como espinheiro; o mais correto, como cerca de espinhos; o mais correto é mais perigoso que uma cerca cheia de espinhos. Chegou o tempo determinado pelos vigias, o dia da justiça de Deus; a confusão dominará.</w:t>
+        <w:t xml:space="preserve"> O melhor deles é como um espinheiro; o mais reto, como uma cerca de espinhos. Chegou o tempo anunciado pelos vigias, o dia do acerto de contas de Deus. Haverá grande confusão.</w:t>
       </w:r>
     </w:p>
     <w:p>
@@ -2179,7 +2179,7 @@
         <w:rPr>
           <w:lang w:val="pt_PT" w:bidi="pt_PT"/>
         </w:rPr>
-        <w:t xml:space="preserve"> Não confie no vizinho nem acredite cegamente no amigo; tenha cautela até com quem o abraça, inclusive com sua esposa.</w:t>
+        <w:t xml:space="preserve"> Não confie no vizinho nem acredite no amigo. Tenha cuidado até com quem o abraça.</w:t>
       </w:r>
     </w:p>
     <w:p>
@@ -2200,7 +2200,7 @@
         <w:rPr>
           <w:lang w:val="pt_PT" w:bidi="pt_PT"/>
         </w:rPr>
-        <w:t xml:space="preserve"> O filho rejeita o pai, a filha se rebela contra a mãe, a nora se volta contra a sogra; os inimigos mais próximos são os próprios familiares.</w:t>
+        <w:t xml:space="preserve"> O filho rejeita o pai, a filha se rebela contra a mãe, a nora se volta contra a sogra. Os inimigos de cada um são os próprios familiares.</w:t>
       </w:r>
     </w:p>
     <w:p>
@@ -2221,7 +2221,7 @@
         <w:rPr>
           <w:lang w:val="pt_PT" w:bidi="pt_PT"/>
         </w:rPr>
-        <w:t xml:space="preserve"> Quanto a mim, ficarei atento ao SENHOR e aguardarei com paciência, confiando em Deus, meu Salvador. Ele certamente ouvirá o meu clamor.</w:t>
+        <w:t xml:space="preserve"> Quanto a mim, ficarei atento ao SENHOR e aguardarei com paciência, confiando em Deus, meu Salvador. Ele ouvirá o meu clamor.</w:t>
       </w:r>
     </w:p>
     <w:p>
@@ -2263,7 +2263,7 @@
         <w:rPr>
           <w:lang w:val="pt_PT" w:bidi="pt_PT"/>
         </w:rPr>
-        <w:t xml:space="preserve"> Enquanto passo pela disciplina do SENHOR por meus erros, esperarei que ele defenda minha causa e estabeleça minha justiça. Ele me conduzirá à luz, e verei sua retidão.</w:t>
+        <w:t xml:space="preserve"> Enquanto passo pela disciplina do SENHOR por causa dos meus erros, esperarei por ele até que defenda a minha causa e faça justiça por mim. Ele me levará à luz, e eu verei a sua justiça.</w:t>
       </w:r>
     </w:p>
     <w:p>
@@ -2284,7 +2284,7 @@
         <w:rPr>
           <w:lang w:val="pt_PT" w:bidi="pt_PT"/>
         </w:rPr>
-        <w:t xml:space="preserve"> Então aqueles que zombaram de mim verão e se envergonharão, pois disseram: "Onde está o SENHOR, seu Deus?". Serão pisados como lama nas ruas.</w:t>
+        <w:t xml:space="preserve"> Então aqueles que zombaram de mim verão isso e ficarão envergonhados, pois diziam: “Onde está o SENHOR, seu Deus?”. Eles serão pisados como lama nas ruas.</w:t>
       </w:r>
     </w:p>
     <w:p>
@@ -2305,7 +2305,7 @@
         <w:rPr>
           <w:lang w:val="pt_PT" w:bidi="pt_PT"/>
         </w:rPr>
-        <w:t xml:space="preserve"> Chegará o dia em que as muralhas de Jerusalém serão restauradas, e seus limites, ampliados.</w:t>
+        <w:t xml:space="preserve"> Chegará o dia em que as muralhas de Jerusalém serão reconstruídas e seus limites serão ampliados.</w:t>
       </w:r>
     </w:p>
     <w:p>
@@ -2326,7 +2326,7 @@
         <w:rPr>
           <w:lang w:val="pt_PT" w:bidi="pt_PT"/>
         </w:rPr>
-        <w:t xml:space="preserve"> Naquele dia, virão a você desde a Assíria até o Egito, do Egito até o rio Eufrates, de mar a mar e de montanha a montanha.</w:t>
+        <w:t xml:space="preserve"> Naquele dia, virão até você desde a Assíria até o Egito, do Egito até o rio Eufrates, de mar a mar e de montanha a montanha.</w:t>
       </w:r>
     </w:p>
     <w:p>
@@ -2347,7 +2347,7 @@
         <w:rPr>
           <w:lang w:val="pt_PT" w:bidi="pt_PT"/>
         </w:rPr>
-        <w:t xml:space="preserve"> Mas a terra será devastada por causa da maldade de seus habitantes.</w:t>
+        <w:t xml:space="preserve"> Mas a terra será devastada por causa da maldade dos seus habitantes.</w:t>
       </w:r>
     </w:p>
     <w:p>
@@ -2368,7 +2368,7 @@
         <w:rPr>
           <w:lang w:val="pt_PT" w:bidi="pt_PT"/>
         </w:rPr>
-        <w:t xml:space="preserve"> Ó SENHOR, guia teu povo com tua vara de pastor; protege o rebanho que herdaste, que habita isolado em meio ao bosque, em pastagens férteis. Que paste em Basã e Gileade, como nos dias antigos.</w:t>
+        <w:t xml:space="preserve"> Ó SENHOR, guia o teu povo com a tua vara de pastor; protege o rebanho que te pertence, que vive isolado na floresta, em pastagens férteis. Que ele pastoreie em Basã e Gileade, como nos dias antigos.</w:t>
       </w:r>
     </w:p>
     <w:p>
@@ -2410,7 +2410,7 @@
         <w:rPr>
           <w:lang w:val="pt_PT" w:bidi="pt_PT"/>
         </w:rPr>
-        <w:t xml:space="preserve"> As nações verão e se envergonharão de toda a sua força; levarão a mão à boca e seus ouvidos ficarão surdos.</w:t>
+        <w:t xml:space="preserve"> As nações verão isso e ficarão envergonhadas por causa do poder que pensavam ter. Elas levarão a mão à boca e taparão os ouvidos.</w:t>
       </w:r>
     </w:p>
     <w:p>
@@ -2431,7 +2431,7 @@
         <w:rPr>
           <w:lang w:val="pt_PT" w:bidi="pt_PT"/>
         </w:rPr>
-        <w:t xml:space="preserve"> Rastejarão como serpentes, como animais que se arrastam pelo chão; sairão tremendo de seus esconderijos e virão ao SENHOR, nosso Deus, cheios de temor.</w:t>
+        <w:t xml:space="preserve"> Rastejarão como serpentes, como animais que se arrastam pelo chão; sairão tremendo de seus esconderijos e virão ao SENHOR, nosso Deus, cheias de medo.</w:t>
       </w:r>
     </w:p>
     <w:p>
@@ -2452,7 +2452,7 @@
         <w:rPr>
           <w:lang w:val="pt_PT" w:bidi="pt_PT"/>
         </w:rPr>
-        <w:t xml:space="preserve"> Quem é como tu, ó Deus, que perdoas a culpa e te esqueces da transgressão do remanescente do teu povo? Tu não conservas a ira para sempre, pois tens prazer em demonstrar amor.</w:t>
+        <w:t xml:space="preserve"> Quem é como tu, ó Deus, que perdoas a culpa e esqueces as transgressões do remanescente do teu povo? Tu não guardas a tua ira para sempre, porque tens prazer em mostrar amor.</w:t>
       </w:r>
     </w:p>
     <w:p>
@@ -2473,7 +2473,7 @@
         <w:rPr>
           <w:lang w:val="pt_PT" w:bidi="pt_PT"/>
         </w:rPr>
-        <w:t xml:space="preserve"> Terás novamente compaixão de nós; pisarás nossas maldades e lançarás nossos pecados nas profundezas do mar.</w:t>
+        <w:t xml:space="preserve"> Terás novamente compaixão de nós. Pisarás as nossas maldades e lançarás os nossos pecados nas profundezas do mar.</w:t>
       </w:r>
     </w:p>
     <w:p>
